--- a/Shashank_Vaghera_Tops_Assignment_Module_2.docx
+++ b/Shashank_Vaghera_Tops_Assignment_Module_2.docx
@@ -155,10 +155,7 @@
       </w:r>
       <w:proofErr w:type="gramEnd"/>
       <w:r>
-        <w:t xml:space="preserve">- b) </w:t>
-      </w:r>
-      <w:r>
-        <w:t>Wear an anti-static wrist strap to prevent damage from electrostatic discharge.</w:t>
+        <w:t>- b) Wear an anti-static wrist strap to prevent damage from electrostatic discharge.</w:t>
       </w:r>
     </w:p>
     <w:p>
@@ -223,10 +220,7 @@
       </w:r>
       <w:proofErr w:type="gramEnd"/>
       <w:r>
-        <w:t xml:space="preserve">- c) </w:t>
-      </w:r>
-      <w:r>
-        <w:t>To improve thermal conductivity between the CPU and the heat sink.</w:t>
+        <w:t>- c) To improve thermal conductivity between the CPU and the heat sink.</w:t>
       </w:r>
     </w:p>
     <w:p>
@@ -436,28 +430,48 @@
           <w:sz w:val="32"/>
           <w:szCs w:val="32"/>
         </w:rPr>
-        <w:t>Section 2: True or</w:t>
-      </w:r>
-      <w:r>
+        <w:t>Section 2: True or False</w:t>
+      </w:r>
+    </w:p>
+    <w:p>
+      <w:pPr>
+        <w:spacing w:before="240"/>
         <w:rPr>
           <w:b/>
           <w:bCs/>
           <w:sz w:val="32"/>
           <w:szCs w:val="32"/>
         </w:rPr>
-        <w:t xml:space="preserve"> False</w:t>
-      </w:r>
+      </w:pPr>
     </w:p>
     <w:p>
       <w:pPr>
         <w:spacing w:before="240"/>
         <w:rPr>
-          <w:b/>
-          <w:bCs/>
-          <w:sz w:val="32"/>
-          <w:szCs w:val="32"/>
-        </w:rPr>
-      </w:pPr>
+          <w:rStyle w:val="IntenseQuoteChar"/>
+        </w:rPr>
+      </w:pPr>
+      <w:r>
+        <w:rPr>
+          <w:b/>
+          <w:bCs/>
+          <w:sz w:val="24"/>
+          <w:szCs w:val="24"/>
+        </w:rPr>
+        <w:t xml:space="preserve">5. When installing a new hard drive, it is essential to format it before use. </w:t>
+      </w:r>
+      <w:r>
+        <w:rPr>
+          <w:rStyle w:val="IntenseQuoteChar"/>
+        </w:rPr>
+        <w:sym w:font="Wingdings" w:char="F0E0"/>
+      </w:r>
+      <w:r>
+        <w:rPr>
+          <w:rStyle w:val="IntenseQuoteChar"/>
+        </w:rPr>
+        <w:t xml:space="preserve"> True</w:t>
+      </w:r>
     </w:p>
     <w:p>
       <w:pPr>
@@ -473,14 +487,23 @@
           <w:sz w:val="24"/>
           <w:szCs w:val="24"/>
         </w:rPr>
-        <w:t>5. When installing a new hard drive, it is essential to format it before use.</w:t>
-      </w:r>
-      <w:r>
-        <w:rPr>
-          <w:b/>
-          <w:bCs/>
-          <w:sz w:val="24"/>
-          <w:szCs w:val="24"/>
+        <w:t>6.  A POST (Power-On Self-Test) error indicates a problem with the CPU</w:t>
+      </w:r>
+      <w:r>
+        <w:rPr>
+          <w:rStyle w:val="IntenseQuoteChar"/>
+        </w:rPr>
+        <w:t xml:space="preserve">. </w:t>
+      </w:r>
+      <w:r>
+        <w:rPr>
+          <w:rStyle w:val="IntenseQuoteChar"/>
+        </w:rPr>
+        <w:sym w:font="Wingdings" w:char="F0E0"/>
+      </w:r>
+      <w:r>
+        <w:rPr>
+          <w:rStyle w:val="IntenseQuoteChar"/>
         </w:rPr>
         <w:t xml:space="preserve"> </w:t>
       </w:r>
@@ -488,80 +511,24 @@
         <w:rPr>
           <w:rStyle w:val="IntenseQuoteChar"/>
         </w:rPr>
-        <w:sym w:font="Wingdings" w:char="F0E0"/>
-      </w:r>
-      <w:r>
+        <w:t>True</w:t>
+      </w:r>
+    </w:p>
+    <w:p>
+      <w:pPr>
+        <w:spacing w:before="240"/>
         <w:rPr>
           <w:rStyle w:val="IntenseQuoteChar"/>
         </w:rPr>
-        <w:t xml:space="preserve"> True</w:t>
-      </w:r>
-    </w:p>
-    <w:p>
-      <w:pPr>
-        <w:spacing w:before="240"/>
-        <w:rPr>
-          <w:rStyle w:val="IntenseQuoteChar"/>
-        </w:rPr>
-      </w:pPr>
-      <w:r>
-        <w:rPr>
-          <w:b/>
-          <w:bCs/>
-          <w:sz w:val="24"/>
-          <w:szCs w:val="24"/>
-        </w:rPr>
-        <w:t>6.  A POST (Power-On Self-Test) error indicates a problem with the CPU</w:t>
-      </w:r>
-      <w:r>
-        <w:rPr>
-          <w:rStyle w:val="IntenseQuoteChar"/>
-        </w:rPr>
-        <w:t>.</w:t>
-      </w:r>
-      <w:r>
-        <w:rPr>
-          <w:rStyle w:val="IntenseQuoteChar"/>
-        </w:rPr>
-        <w:t xml:space="preserve"> </w:t>
-      </w:r>
-      <w:r>
-        <w:rPr>
-          <w:rStyle w:val="IntenseQuoteChar"/>
-        </w:rPr>
-        <w:sym w:font="Wingdings" w:char="F0E0"/>
-      </w:r>
-      <w:r>
-        <w:rPr>
-          <w:rStyle w:val="IntenseQuoteChar"/>
-        </w:rPr>
-        <w:t xml:space="preserve"> False</w:t>
-      </w:r>
-    </w:p>
-    <w:p>
-      <w:pPr>
-        <w:spacing w:before="240"/>
-        <w:rPr>
-          <w:rStyle w:val="IntenseQuoteChar"/>
-        </w:rPr>
-      </w:pPr>
-      <w:r>
-        <w:rPr>
-          <w:b/>
-          <w:bCs/>
-          <w:sz w:val="24"/>
-          <w:szCs w:val="24"/>
-        </w:rPr>
-        <w:t xml:space="preserve"> 7.  It is safe to remove a USB flash drive from a computer without ejecting it first.</w:t>
-      </w:r>
-      <w:r>
-        <w:rPr>
-          <w:b/>
-          <w:bCs/>
-          <w:sz w:val="24"/>
-          <w:szCs w:val="24"/>
-        </w:rPr>
-        <w:t xml:space="preserve"> </w:t>
+      </w:pPr>
+      <w:r>
+        <w:rPr>
+          <w:b/>
+          <w:bCs/>
+          <w:sz w:val="24"/>
+          <w:szCs w:val="24"/>
+        </w:rPr>
+        <w:t xml:space="preserve"> 7.  It is safe to remove a USB flash drive from a computer without ejecting it first. </w:t>
       </w:r>
       <w:r>
         <w:rPr>
@@ -1687,16 +1654,7 @@
           <w:sz w:val="24"/>
           <w:szCs w:val="24"/>
         </w:rPr>
-        <w:t xml:space="preserve">-  </w:t>
-      </w:r>
-      <w:r>
-        <w:rPr>
-          <w:b/>
-          <w:bCs/>
-          <w:sz w:val="24"/>
-          <w:szCs w:val="24"/>
-        </w:rPr>
-        <w:t>Power off → Open case → Insert GPU in PCIe slot → Connect power → Close case → Install drivers → Test</w:t>
+        <w:t>-  Power off → Open case → Insert GPU in PCIe slot → Connect power → Close case → Install drivers → Test</w:t>
       </w:r>
     </w:p>
     <w:p>
@@ -1726,17 +1684,21 @@
           <w:sz w:val="28"/>
           <w:szCs w:val="28"/>
         </w:rPr>
-        <w:t>configurations</w:t>
-      </w:r>
-      <w:r>
+        <w:t>configurations ?</w:t>
+      </w:r>
+      <w:proofErr w:type="gramEnd"/>
+    </w:p>
+    <w:p>
+      <w:pPr>
+        <w:spacing w:before="240"/>
         <w:rPr>
           <w:b/>
           <w:bCs/>
           <w:sz w:val="28"/>
           <w:szCs w:val="28"/>
         </w:rPr>
-        <w:t xml:space="preserve"> </w:t>
-      </w:r>
+      </w:pPr>
+      <w:proofErr w:type="gramStart"/>
       <w:r>
         <w:rPr>
           <w:b/>
@@ -1744,38 +1706,16 @@
           <w:sz w:val="28"/>
           <w:szCs w:val="28"/>
         </w:rPr>
-        <w:t>?</w:t>
+        <w:t>Answer :</w:t>
       </w:r>
       <w:proofErr w:type="gramEnd"/>
-    </w:p>
-    <w:p>
-      <w:pPr>
-        <w:spacing w:before="240"/>
+      <w:r>
         <w:rPr>
           <w:b/>
           <w:bCs/>
           <w:sz w:val="28"/>
           <w:szCs w:val="28"/>
         </w:rPr>
-      </w:pPr>
-      <w:proofErr w:type="gramStart"/>
-      <w:r>
-        <w:rPr>
-          <w:b/>
-          <w:bCs/>
-          <w:sz w:val="28"/>
-          <w:szCs w:val="28"/>
-        </w:rPr>
-        <w:t>Answer :</w:t>
-      </w:r>
-      <w:proofErr w:type="gramEnd"/>
-      <w:r>
-        <w:rPr>
-          <w:b/>
-          <w:bCs/>
-          <w:sz w:val="28"/>
-          <w:szCs w:val="28"/>
-        </w:rPr>
         <w:t>-</w:t>
       </w:r>
     </w:p>
@@ -1928,7 +1868,7 @@
           <w:lang w:eastAsia="en-IN" w:bidi="gu-IN"/>
         </w:rPr>
         <w:pict w14:anchorId="0D1B4918">
-          <v:rect id="_x0000_i1039" style="width:0;height:1.5pt" o:hralign="center" o:hrstd="t" o:hr="t" fillcolor="#a0a0a0" stroked="f"/>
+          <v:rect id="_x0000_i1032" style="width:0;height:1.5pt" o:hralign="center" o:hrstd="t" o:hr="t" fillcolor="#a0a0a0" stroked="f"/>
         </w:pict>
       </w:r>
     </w:p>
@@ -2056,7 +1996,7 @@
           <w:lang w:eastAsia="en-IN" w:bidi="gu-IN"/>
         </w:rPr>
         <w:pict w14:anchorId="6ACFC8CD">
-          <v:rect id="_x0000_i1040" style="width:0;height:1.5pt" o:hralign="center" o:hrstd="t" o:hr="t" fillcolor="#a0a0a0" stroked="f"/>
+          <v:rect id="_x0000_i1033" style="width:0;height:1.5pt" o:hralign="center" o:hrstd="t" o:hr="t" fillcolor="#a0a0a0" stroked="f"/>
         </w:pict>
       </w:r>
     </w:p>
@@ -2390,7 +2330,7 @@
           <w:lang w:eastAsia="en-IN" w:bidi="gu-IN"/>
         </w:rPr>
         <w:pict w14:anchorId="40574B52">
-          <v:rect id="_x0000_i1041" style="width:0;height:1.5pt" o:hralign="center" o:hrstd="t" o:hr="t" fillcolor="#a0a0a0" stroked="f"/>
+          <v:rect id="_x0000_i1034" style="width:0;height:1.5pt" o:hralign="center" o:hrstd="t" o:hr="t" fillcolor="#a0a0a0" stroked="f"/>
         </w:pict>
       </w:r>
     </w:p>
@@ -2710,7 +2650,7 @@
           <w:lang w:eastAsia="en-IN" w:bidi="gu-IN"/>
         </w:rPr>
         <w:pict w14:anchorId="6FF16386">
-          <v:rect id="_x0000_i1042" style="width:0;height:1.5pt" o:hralign="center" o:hrstd="t" o:hr="t" fillcolor="#a0a0a0" stroked="f"/>
+          <v:rect id="_x0000_i1035" style="width:0;height:1.5pt" o:hralign="center" o:hrstd="t" o:hr="t" fillcolor="#a0a0a0" stroked="f"/>
         </w:pict>
       </w:r>
     </w:p>
@@ -3091,7 +3031,7 @@
           <w:lang w:eastAsia="en-IN" w:bidi="gu-IN"/>
         </w:rPr>
         <w:pict w14:anchorId="1A840A9C">
-          <v:rect id="_x0000_i1043" style="width:0;height:1.5pt" o:hralign="center" o:hrstd="t" o:hr="t" fillcolor="#a0a0a0" stroked="f"/>
+          <v:rect id="_x0000_i1036" style="width:0;height:1.5pt" o:hralign="center" o:hrstd="t" o:hr="t" fillcolor="#a0a0a0" stroked="f"/>
         </w:pict>
       </w:r>
     </w:p>
@@ -3561,7 +3501,7 @@
           <w:lang w:eastAsia="en-IN" w:bidi="gu-IN"/>
         </w:rPr>
         <w:pict w14:anchorId="30844D27">
-          <v:rect id="_x0000_i1049" style="width:0;height:1.5pt" o:hralign="center" o:hrstd="t" o:hr="t" fillcolor="#a0a0a0" stroked="f"/>
+          <v:rect id="_x0000_i1037" style="width:0;height:1.5pt" o:hralign="center" o:hrstd="t" o:hr="t" fillcolor="#a0a0a0" stroked="f"/>
         </w:pict>
       </w:r>
     </w:p>
@@ -3677,7 +3617,7 @@
           <w:lang w:eastAsia="en-IN" w:bidi="gu-IN"/>
         </w:rPr>
         <w:pict w14:anchorId="5E90AE4D">
-          <v:rect id="_x0000_i1050" style="width:0;height:1.5pt" o:hralign="center" o:hrstd="t" o:hr="t" fillcolor="#a0a0a0" stroked="f"/>
+          <v:rect id="_x0000_i1038" style="width:0;height:1.5pt" o:hralign="center" o:hrstd="t" o:hr="t" fillcolor="#a0a0a0" stroked="f"/>
         </w:pict>
       </w:r>
     </w:p>
@@ -3852,7 +3792,7 @@
           <w:lang w:eastAsia="en-IN" w:bidi="gu-IN"/>
         </w:rPr>
         <w:pict w14:anchorId="6F7BB7B5">
-          <v:rect id="_x0000_i1051" style="width:0;height:1.5pt" o:hralign="center" o:hrstd="t" o:hr="t" fillcolor="#a0a0a0" stroked="f"/>
+          <v:rect id="_x0000_i1039" style="width:0;height:1.5pt" o:hralign="center" o:hrstd="t" o:hr="t" fillcolor="#a0a0a0" stroked="f"/>
         </w:pict>
       </w:r>
     </w:p>
@@ -4039,7 +3979,7 @@
           <w:lang w:eastAsia="en-IN" w:bidi="gu-IN"/>
         </w:rPr>
         <w:pict w14:anchorId="78437EA1">
-          <v:rect id="_x0000_i1052" style="width:0;height:1.5pt" o:hralign="center" o:hrstd="t" o:hr="t" fillcolor="#a0a0a0" stroked="f"/>
+          <v:rect id="_x0000_i1040" style="width:0;height:1.5pt" o:hralign="center" o:hrstd="t" o:hr="t" fillcolor="#a0a0a0" stroked="f"/>
         </w:pict>
       </w:r>
     </w:p>
@@ -4174,7 +4114,7 @@
           <w:lang w:eastAsia="en-IN" w:bidi="gu-IN"/>
         </w:rPr>
         <w:pict w14:anchorId="505DEBA3">
-          <v:rect id="_x0000_i1053" style="width:0;height:1.5pt" o:hralign="center" o:hrstd="t" o:hr="t" fillcolor="#a0a0a0" stroked="f"/>
+          <v:rect id="_x0000_i1041" style="width:0;height:1.5pt" o:hralign="center" o:hrstd="t" o:hr="t" fillcolor="#a0a0a0" stroked="f"/>
         </w:pict>
       </w:r>
     </w:p>
@@ -4309,7 +4249,7 @@
           <w:lang w:eastAsia="en-IN" w:bidi="gu-IN"/>
         </w:rPr>
         <w:pict w14:anchorId="3E259D83">
-          <v:rect id="_x0000_i1054" style="width:0;height:1.5pt" o:hralign="center" o:hrstd="t" o:hr="t" fillcolor="#a0a0a0" stroked="f"/>
+          <v:rect id="_x0000_i1042" style="width:0;height:1.5pt" o:hralign="center" o:hrstd="t" o:hr="t" fillcolor="#a0a0a0" stroked="f"/>
         </w:pict>
       </w:r>
     </w:p>
@@ -4508,7 +4448,7 @@
           <w:lang w:eastAsia="en-IN" w:bidi="gu-IN"/>
         </w:rPr>
         <w:pict w14:anchorId="44188780">
-          <v:rect id="_x0000_i1055" style="width:0;height:1.5pt" o:hralign="center" o:hrstd="t" o:hr="t" fillcolor="#a0a0a0" stroked="f"/>
+          <v:rect id="_x0000_i1043" style="width:0;height:1.5pt" o:hralign="center" o:hrstd="t" o:hr="t" fillcolor="#a0a0a0" stroked="f"/>
         </w:pict>
       </w:r>
     </w:p>
@@ -4604,7 +4544,7 @@
           <w:lang w:eastAsia="en-IN" w:bidi="gu-IN"/>
         </w:rPr>
         <w:pict w14:anchorId="7C131C54">
-          <v:rect id="_x0000_i1056" style="width:0;height:1.5pt" o:hralign="center" o:hrstd="t" o:hr="t" fillcolor="#a0a0a0" stroked="f"/>
+          <v:rect id="_x0000_i1044" style="width:0;height:1.5pt" o:hralign="center" o:hrstd="t" o:hr="t" fillcolor="#a0a0a0" stroked="f"/>
         </w:pict>
       </w:r>
     </w:p>
@@ -4847,7 +4787,7 @@
           <w:lang w:eastAsia="en-IN" w:bidi="gu-IN"/>
         </w:rPr>
         <w:pict w14:anchorId="0432B2C3">
-          <v:rect id="_x0000_i1057" style="width:0;height:1.5pt" o:hralign="center" o:hrstd="t" o:hr="t" fillcolor="#a0a0a0" stroked="f"/>
+          <v:rect id="_x0000_i1045" style="width:0;height:1.5pt" o:hralign="center" o:hrstd="t" o:hr="t" fillcolor="#a0a0a0" stroked="f"/>
         </w:pict>
       </w:r>
     </w:p>
